--- a/example_articles/states/Rhode Island/3.states_Rhode Island_New_York_Times.docx
+++ b/example_articles/states/Rhode Island/3.states_Rhode Island_New_York_Times.docx
@@ -27,17 +27,17 @@
     </w:p>
     <w:p>
       <w:r>
-        <w:t>Source File: NYT/46.DOCX</w:t>
+        <w:t>Source file: NYT/46.DOCX</w:t>
       </w:r>
     </w:p>
     <w:p>
       <w:r>
-        <w:t>Raw locations result: ['Rhode Island']</w:t>
+        <w:t>Raw locations result, 'locations': ['Rhode Island']</w:t>
       </w:r>
     </w:p>
     <w:p>
       <w:r>
-        <w:t>states_stand_flat (Standardized): Rhode Island</w:t>
+        <w:t>Standardized locations result, 'states_stand_flat': Rhode Island</w:t>
       </w:r>
     </w:p>
     <w:p>

--- a/example_articles/states/Rhode Island/3.states_Rhode Island_New_York_Times.docx
+++ b/example_articles/states/Rhode Island/3.states_Rhode Island_New_York_Times.docx
@@ -7,7 +7,7 @@
         <w:pStyle w:val="Heading1"/>
       </w:pPr>
       <w:r>
-        <w:t>Greater Than All the Parts</w:t>
+        <w:t>Mobster and Politician, Neither Rolling in Clover</w:t>
       </w:r>
     </w:p>
     <w:p>
@@ -17,17 +17,17 @@
     </w:p>
     <w:p>
       <w:r>
-        <w:t>Date: 2002-04-07</w:t>
+        <w:t>Date: 2008-10-31</w:t>
       </w:r>
     </w:p>
     <w:p>
       <w:r>
-        <w:t>Section: Section 7; Column 1; Book Review Desk; Pg. 7</w:t>
+        <w:t>Section: Section C; Column 0; Movies, Performing Arts/Weekend Desk; Pg. 5; TELEVISION REVIEW 'BROTHERHOOD'</w:t>
       </w:r>
     </w:p>
     <w:p>
       <w:r>
-        <w:t>Source file: NYT/46.DOCX</w:t>
+        <w:t>Source file: NYT/36.DOCX</w:t>
       </w:r>
     </w:p>
     <w:p>
@@ -49,33 +49,29 @@
     </w:p>
     <w:p>
       <w:r>
-        <w:t>BROWN</w:t>
+        <w:t xml:space="preserve">During the past decade, white working-class men and women have received far more attention from presidential candidates than they have from purveyors of a certain kind of upmarket popular culture who presume that the story of an alienated bricklayer in Harrisburg, Pa., would hold little interest for a software designer in Cupertino, Calif. </w:t>
         <w:br/>
-        <w:t>The Last Discovery of America.</w:t>
+        <w:t xml:space="preserve">  That sense of partisanship is particularly pronounced in premium cable television. And it is worth speculating whether ''Brotherhood,'' which begins its third exceptional season on Sunday, would have found its way to Showtime at all if not for Dennis Lehane, whose novels have brought white New England ethnics into artistic vogue.</w:t>
         <w:br/>
-        <w:t>By Richard Rodriguez.</w:t>
+        <w:t xml:space="preserve">  Mr. Lehane's territory is  the South End of Boston. ''Brotherhood'' is set 50 miles farther down I-95, in Providence, R.I., whose history of corruption the show's creator, Blake Masters, uses as if it were an environmental toxin eroding away at everything. In a fictional neighborhood called the Hill, the Caffee brothers claim authority, Tommy (Jason Clarke) from a Democratic seat in the state legislature and Michael (Jason Isaacs), his nemesis, from a middle-management perch in the local mob. </w:t>
         <w:br/>
-        <w:t>232 pp. New York:</w:t>
+        <w:t xml:space="preserve">  The Hill is predominantly Irish, but everywhere you look, that hegemony is dissipating --  Italians and Portuguese have long taken a piece of the action and the newly arrived Dominicans and Vietnamese are running drugs and undercutting profits from prostitution rings. When Tommy ran for re-election last season and realized Latinos weren't supporting him, he finagled early closes for voting booths in Hispanic neighborhoods and got volunteers to call his constituents and claim his opponent held anti-immigration positions. In this world corruption is institutionalized, the bedrock of civic life. There are no alternatives: governors and mayors and state senators distinguish themselves from one another only by the degree of their fraudulence. </w:t>
         <w:br/>
-        <w:t>Viking. $24.95.</w:t>
+        <w:t xml:space="preserve">  The current season revolves in part around Tommy's wish to get out of the legislature and off the Hill, a desire that drives him to even more baroque duplicity. He is changing course not as a result of a bruised soul but because he realizes that all of his unsavory behavior still won't guarantee the ascension he has envisioned for himself. Comparisons to ''The Sopranos''  have been made since ''Brotherhood'' first appeared. But Tony Soprano had money and power -- his series was the product of a boom economy. Tommy is essentially forced to choose between the two. </w:t>
         <w:br/>
-        <w:t xml:space="preserve"> "History begins for us," wrote William Carlos Williams, "with murder and enslavement, not with discovery. No, we are not Indians but we are men of their world." Since 1982, in three books that can only loosely be called memoirs, Richard Rodriguez has considered the implications of Williams's aphorism with a meditative patience that offers a compassionate vision of our society and its complicated past. With his new book, "Brown: The Last Discovery of America," Rodriguez completes his trilogy, published in 10-year installments, that attempts to redescribe the American predicament through his own carefully examined experience. He writes: "Some readers . . . take 'race' for a tragic noun, a synonym for conflict and isolation. Race is not such a terrible word for me. Maybe because I am skeptical by nature. Maybe because my nature is already mixed." </w:t>
+        <w:t xml:space="preserve">  ''Brotherhood''  seems to be distinctly a creation of Showtime, which has made its signature characters who rationalize self-interest as altruism. On ''Weeds,'' Nancy Botwin  deals drugs, but it's to support her family. Dexter (of ''Dexter'') thinks of sating his blood lust as a vigilante mission. Tommy believes he is serving the needs of cops and carpenters and community organizers, and he imagines that there is something meaningful in guarding both the economic interests of the Irish as well as their tightly held sense of identity.</w:t>
         <w:br/>
-        <w:t xml:space="preserve">Rodriguez was born in 1944 in San Francisco, to working-class immigrant parents whose intention was to aim their children squarely at the mainstream. He grew up in Sacramento, graduating from Stanford in 1966 and going on to graduate school at Yale, experiences described in his first book, "Hunger of Memory: The Education of Richard Rodriguez" (1982). His early work gained notoriety for its forcefully stated position that something was amiss in the way the United States was pursuing redress for the wrongs of the past: Rodriguez worried that programs like affirmative action were helping those who needed help the least, namely middle-class people of color and white women, while ignoring, for example, "a slightly educated Mexican-American who lived in a barrio and worked as a menial laborer, never expecting a future improved. Worse, affirmative action made me the beneficiary of his condition. . . . The strategy of affirmative action, finally, did not take seriously the educational dilemma of disadvantaged students. They need good early schooling!" </w:t>
+        <w:t xml:space="preserve">  ''The Sopranos'' was largely a narrative of assimilation, an Italian-American family striving to count in the affluent society. ''Brotherhood'' depicts a world more narrowly circumscribed -- one in which people aren't thinking much about making it even to the other side of town, where the children of the ruling class are going to Brown. Tommy and his wife, Eileen (Annabeth Gish), have three daughters, but you don't see medical school in their future. Aerial shots of Providence show circling highways outlining the city and trapping it, as if there really weren't anywhere to go. No show on television has better captured the will to ethnic insularity. </w:t>
         <w:br/>
-        <w:t>"Hunger of Memory," and Rodriguez's second book, "Days of Obligation: An Argument With My Mexican Father" (1992), were much more, however, than political tracts. They were finely etched traceries of grief and self-exploration, excavations of what had been lost in his journey as a self-described "scholarship boy" toward the highly educated and, at times, strangely alienated scholar and writer he would become -- stranded between the strict family who no longer understood him and the elite campus culture to which he had not been born. This was a Horatio Alger story, but unlike any that had previously been written; both the starting point and the place of arrival were rigorously analyzed, and nothing put under more scathing scrutiny than the writer himself -- his own ambitions, embarrassments, dreams and shame.</w:t>
+        <w:t xml:space="preserve">  It is embodied most powerfully by the Irish actress Fionnula Flanagan, who plays the Caffee matriarch Rose with a ferocity that suggests she is channeling all the rage of the Gaelic wars. Michael has inherited his mother's indignation, and he now seems to be losing any rein over it, killing more indiscriminately as he realizes that his fraternal loyalty goes largely unreciprocated. As the brothers, both Mr. Isaacs and Mr. Clarke are actors of incredible focus who never let you imagine what they might look like happy.</w:t>
         <w:br/>
-        <w:t>"Brown: The Last Discovery of America" continues in the method of the first two books, drawing together chapters that resemble essays but are more like the individual voices in a fugue, connected by motifs and melodies that echo back and forth in patterns, through this book and through the rest of Rodriguez's work. The recurrent strands of his thought -- family, religion, education, race, sex, California, America, Mexico -- gain new resonance each time and stand, in the end, for the complexity of a whole greater than the sum of its parts.</w:t>
+        <w:t xml:space="preserve">  Michael and Tommy personify the show's central tension, which is not a battle between the dangerous and the ambiguously decent, but rather between the morally deadened and the ethically unhinged. The show continually asks us: What is worse, apathy or self-delusion? </w:t>
         <w:br/>
-        <w:t xml:space="preserve">The first chapter of "Brown," "The Triad of Alexis de Tocqueville," takes the reader through the labyrinth of Rodriguez's on-again-off-again-on-again love affair with African-American culture, where he has looked for surrogate models of ways to interpret his life as a Mexican-American. "I cannot imagine myself a writer, I cannot imagine myself writing these words, without the example of African slaves stealing the English language, learning to read against the law, then transforming the English language into the American tongue, transforming me, rescuing me, with a coruscating nonchalance." He uses Tocqueville's famous tableau of the fawning slave, the proud, elusive Indian and the white child destined to inherit history, as a starting point to interrogate his own place, or lack thereof, in this country. He has identified with, yet felt estranged from, all three. </w:t>
+        <w:t xml:space="preserve">  ''Brotherhood'' seems to suffer under the misfortune of timing. Had it arrived 10 or 15 years earlier, when long-form narrative was not the dominant form on cable television, it would have been felt, arguably, more as an explosion than a trickle. The series has at least so far failed to find a large audience, indicating perhaps how much we have come to take good serial drama for granted. </w:t>
         <w:br/>
-        <w:t xml:space="preserve">The next general movement of the book delves directly (or more directly, as Rodriguez never approaches anything head-on) into the idea of what it means to be Hispanic in America. "Poor Richard" is an examination of American ambition generally and Rodriguez's own aspirations, through the lives of Benjamin Franklin, Richard Nixon and the history of affirmative action; the theme is amplified by the next chapter, "Hispanic," which parses the origins, present and future of that invented term, and ponders the spread of its constituent cultures throughout the United States. "The Third Man" dissects Rodriguez's feelings on his own ethnicity, linking them to some hard thoughts on the real and enduring differences (and conflicts) between Hispanics and African-Americans -- he is aware that the true inclusion of African-Americans is the key to his ultimate thesis: "The notion of African-Americans as a minority is one born of a distinct and terrible history of exclusion -- the sin of slavery, later decades of segregation, and every conceivable humiliation visited upon a people. . . . To say, today, that Hispanics are becoming America's largest minority is to mock history." If "brown" is to be the American future, then "black" must be part of the mixture. </w:t>
+        <w:t xml:space="preserve">  It is a sign of how quietly the show has been received that it produced a landmark moment in modern television last season that went almost entirely unnoticed. Believing that a career criminal suffering from a mild form of brain damage would not exactly make for an ideal father, Michael's girlfriend, Kath (Tina Benko), aborted the baby they were going to have, without agonizing later that she had made the gravest mistake of her life. </w:t>
         <w:br/>
-        <w:t xml:space="preserve">The third movement of "Brown" opens and extends the foregoing discussion. "Dreams of a Temperate People" is, among other things, a lovely remembrance of Rodriguez's father -- so strong a presence in the first two books -- laced through a meditation on North America; "Gone West" is a stunning essay in which Rodriguez describes how the old metaphor of the West, of innocent California, "dissolves into foam at our feet." America, he writes, "is fated to recognize itself as intersection -- no, nothing so plain as intersection -- as coil, pretzel, Gordian knot with a wagging tail." These two essays are examples of Rodriguez's accomplishments as a writer, at times overlooked in the dust-ups created by his provocative ideas. </w:t>
-        <w:br/>
-        <w:t xml:space="preserve">This book, and the trilogy, are brought to a close by "Peter's Avocado," a rumination on the dangerous and delicious possibilities of individualism in the United States: Is it possible that the freedom individuals in America have to love each other, coupled with the infinite potential outcomes of those erotic attachments, might lead to a future containing hope and reconciliation? Is the true "postmodern" future of our country brown, in terms of culture, thought and skin color? "Brown" keeps circling around the possibility of this (re)discovery, and just when the reader thinks Rodriguez's hopefulness is veering perilously close to a species of naivete, he undercuts himself (and the reader) with an awareness of just how difficult this discovery will be. He observes that he is speaking about brown "not in the sense of pigment, necessarily, but brown because mixed, confused, lumped, impure, unpasteurized, as motives are mixed, and the fluids of generation are mixed and emotions are unclear, and the tally of human progress and failure in every generation is mixed, and unaccounted for, missing in plain sight." </w:t>
-        <w:br/>
-        <w:t xml:space="preserve">In the end "Brown" comes back full circle to "Hunger of Memory." Rodriguez writes, "I passed many adolescent hours at the Clunie Public Library in Sacramento, looking -- I couldn't have said what I was looking for -- I was looking for a brown history of America, I was looking for the precedent that made me possible." In the years since, he has written some of those books and put them in that library, placing himself and his family there. The Mexican-American Rodriguez -- in his attempt to dissolve the boundaries of race, class, country and soul -- enlarges our understanding of another American pilgrim, the patrician T. S. Eliot: "We shall not cease from exploration / And the end of all our exploring / Will be to arrive where we started / And know the place for the first time"; and of another, the African-American Ralph Ellison: "Who knows but that, on the lower frequencies, I speak for you?" </w:t>
+        <w:t xml:space="preserve">  This amounted to one of the most honest depictions of unplanned pregnancy in any medium in quite some time, and seemed to stand out especially on television, where women are typically saved from unwanted children by the convenient and politically neutral plot device of the miscarriage. (Or alternatively, they decide, like Miranda on ''Sex and the City,'' simply to have them.) Among its many virtues, ''Brotherhood'' isn't in the business of life lessons.</w:t>
         <w:br/>
         <w:br/>
         <w:t>http://www.nytimes.com</w:t>
@@ -86,7 +82,7 @@
         <w:br/>
         <w:t xml:space="preserve"> </w:t>
         <w:br/>
-        <w:t>Drawing (Dusan Petricic)</w:t>
+        <w:t>PHOTO: Brian F. O'Byrne, left, and Jason Clarke in ''Brotherhood.''(PHOTOGRAPH BY CLAIRE FOLGER/SHOWTIME)</w:t>
       </w:r>
     </w:p>
     <w:sectPr>

--- a/example_articles/states/Rhode Island/3.states_Rhode Island_New_York_Times.docx
+++ b/example_articles/states/Rhode Island/3.states_Rhode Island_New_York_Times.docx
@@ -7,7 +7,7 @@
         <w:pStyle w:val="Heading1"/>
       </w:pPr>
       <w:r>
-        <w:t>Mobster and Politician, Neither Rolling in Clover</w:t>
+        <w:t>CRIME</w:t>
       </w:r>
     </w:p>
     <w:p>
@@ -17,17 +17,17 @@
     </w:p>
     <w:p>
       <w:r>
-        <w:t>Date: 2008-10-31</w:t>
+        <w:t>Date: 2003-02-09</w:t>
       </w:r>
     </w:p>
     <w:p>
       <w:r>
-        <w:t>Section: Section C; Column 0; Movies, Performing Arts/Weekend Desk; Pg. 5; TELEVISION REVIEW 'BROTHERHOOD'</w:t>
+        <w:t>Section: Section 7; Column 1; Book Review Desk; Pg. 17</w:t>
       </w:r>
     </w:p>
     <w:p>
       <w:r>
-        <w:t>Source file: NYT/36.DOCX</w:t>
+        <w:t>Source file: NYT/42.DOCX</w:t>
       </w:r>
     </w:p>
     <w:p>
@@ -49,29 +49,19 @@
     </w:p>
     <w:p>
       <w:r>
-        <w:t xml:space="preserve">During the past decade, white working-class men and women have received far more attention from presidential candidates than they have from purveyors of a certain kind of upmarket popular culture who presume that the story of an alienated bricklayer in Harrisburg, Pa., would hold little interest for a software designer in Cupertino, Calif. </w:t>
+        <w:t>Some people never learn -- nor should they. Inspector John Rebus, the abrasive, angst-ridden Edinburgh cop who keeps teeth on edge in Ian Rankin's hard-bitten police procedurals, has long made a virtue of bad behavior. So it comes as no surprise to find him taken off the investigation into the murder of an Edinburgh art dealer in RESURRECTION MEN (Little, Brown, $19.95) and dispatched to Tulliallan, the Scottish Police College, for an attitude overhaul. "They were here to atone, to be resurrected," we are told of the six officers enrolled in a remedial course to expiate their sin of insubordination. Or were they? Rebus has a secret assignment to determine which of his classmates was corrupted in a botched drug case. But when the team exercise they are assigned -- the unsolved homicide of an underworld lowlife -- turns out to be one of his own unorthodoxly handled cases, he wonders if he is also under surveillance.</w:t>
         <w:br/>
-        <w:t xml:space="preserve">  That sense of partisanship is particularly pronounced in premium cable television. And it is worth speculating whether ''Brotherhood,'' which begins its third exceptional season on Sunday, would have found its way to Showtime at all if not for Dennis Lehane, whose novels have brought white New England ethnics into artistic vogue.</w:t>
+        <w:t xml:space="preserve">     Once that note of paranoia is struck, we are well and truly in Rankin country -- a shady world where good and evil are relative terms and truth is an arbitrary concept. Although a reader could get dizzy trying to follow all the permutations of the three multilayered cases, Rebus not only finds the hidden connections but also manages to keep his footing in the shifting moral landscape. That, they don't teach in cop school. </w:t>
         <w:br/>
-        <w:t xml:space="preserve">  Mr. Lehane's territory is  the South End of Boston. ''Brotherhood'' is set 50 miles farther down I-95, in Providence, R.I., whose history of corruption the show's creator, Blake Masters, uses as if it were an environmental toxin eroding away at everything. In a fictional neighborhood called the Hill, the Caffee brothers claim authority, Tommy (Jason Clarke) from a Democratic seat in the state legislature and Michael (Jason Isaacs), his nemesis, from a middle-management perch in the local mob. </w:t>
+        <w:t xml:space="preserve"> The way Lawrence Block sees it in his unnerving stand-alone thriller SMALL TOWN (Morrow, $24.95), there were no survivors of the terrorist attacks that brought down the World Trade Center. Several months after 9/11, the New Yorkers who stir his compassionate amusement -- and alarm -- are coming out of their shock and starting to act out in disturbing ways. A midlist author who hits the jackpot when he becomes the designated suspect in a murder case, a Chelsea folk art dealer who discovers her own talent as a dominatrix and a Greenwich Village alcoholic who makes a living cleaning gay bars and whorehouses join with uptown lawyers, downtown bartenders and free-ranging politicians in the intricate plot that Block has worked out to illustrate how New York is laid out on a village grid of intersecting lives. All it takes is one galvanic shock -- here it's caused by a man who becomes deranged and goes on a terror spree after losing his entire family on Sept. 11 -- to get that grid humming. The thriller not being the author's natural metier, his engaging characters are bent all out of shape trying to conform to the violent genre conventions. But Block has never treated the city with more tenderness than he does here. "That was the thing about New York," he tells us. "If you loved it, if it worked for you, it ruined you for anyplace else in the world."</w:t>
         <w:br/>
-        <w:t xml:space="preserve">  The Hill is predominantly Irish, but everywhere you look, that hegemony is dissipating --  Italians and Portuguese have long taken a piece of the action and the newly arrived Dominicans and Vietnamese are running drugs and undercutting profits from prostitution rings. When Tommy ran for re-election last season and realized Latinos weren't supporting him, he finagled early closes for voting booths in Hispanic neighborhoods and got volunteers to call his constituents and claim his opponent held anti-immigration positions. In this world corruption is institutionalized, the bedrock of civic life. There are no alternatives: governors and mayors and state senators distinguish themselves from one another only by the degree of their fraudulence. </w:t>
+        <w:t>Somebody has made it hard for Mary-Ann Tirone Smith. Between the meaningless title and eye-grating jacket art of her second Poppy Rice mystery, SHE'S NOT THERE (Holt, $25), you'd never guess this to be an accomplished whodunit with a solid premise, well-observed characters and a great setting. Granted, the author has also made it hard for herself, by giving her heroine that girly-girl name and advancing the preposterous notion that someone of her limited scientific capabilities could set up the F.B.I.'s crime lab.</w:t>
         <w:br/>
-        <w:t xml:space="preserve">  The current season revolves in part around Tommy's wish to get out of the legislature and off the Hill, a desire that drives him to even more baroque duplicity. He is changing course not as a result of a bruised soul but because he realizes that all of his unsavory behavior still won't guarantee the ascension he has envisioned for himself. Comparisons to ''The Sopranos''  have been made since ''Brotherhood'' first appeared. But Tony Soprano had money and power -- his series was the product of a boom economy. Tommy is essentially forced to choose between the two. </w:t>
+        <w:t>Poppy's true skills lie in her insights into troubled characters, like the inarticulate fishermen, service people and handymen she meets while vacationing on Block Island. In addition to these inbred locals, the teenagers who are being put through hell at a boot camp for rich fat kids also earn her sympathy -- especially when the girls start turning up tortured and dead. The ease with which Poppy gets technical support from Washington and manpower from the Rhode Island mainland is some stretch, but that doesn't take away from her shrewd analysis of the isolationist island mentality or her understanding of teenage behavior. With a mind like that, she doesn't need the phony connections.</w:t>
         <w:br/>
-        <w:t xml:space="preserve">  ''Brotherhood''  seems to be distinctly a creation of Showtime, which has made its signature characters who rationalize self-interest as altruism. On ''Weeds,'' Nancy Botwin  deals drugs, but it's to support her family. Dexter (of ''Dexter'') thinks of sating his blood lust as a vigilante mission. Tommy believes he is serving the needs of cops and carpenters and community organizers, and he imagines that there is something meaningful in guarding both the economic interests of the Irish as well as their tightly held sense of identity.</w:t>
+        <w:t>Sometimes the writer is just the guy who drives the car, the unobtrusive wheelman who keeps his mouth shut and his eyes on the road and takes the characters where they need to go. That's the way it feels in THE GETAWAY MAN (Vintage Crime/Black Lizard, paper, $11), the vehicle for Andrew Vachss's mesmerizing character study of a naive young career criminal by the name of Eddie. Eddie isn't simple; it's just that his mind is remarkably uncluttered, as free of guile and artifice as his narrative voice. "I always wanted to be a driver," he says. "I didn't care about cars, just about driving." As Eddie tells us his life story -- how he survived the juvenile justice system, taught himself to be a crack driver and went to work for a succession of stickup men -- we can sense how it's going to end, because nothing in Eddie's education has prepared him for the wiliness of women. Writing in a style so sleekly engineered that it purrs when you pop the hood, Vachss gives such a smooth ride that it's easy to forget someone is driving this thing.</w:t>
         <w:br/>
-        <w:t xml:space="preserve">  ''The Sopranos'' was largely a narrative of assimilation, an Italian-American family striving to count in the affluent society. ''Brotherhood'' depicts a world more narrowly circumscribed -- one in which people aren't thinking much about making it even to the other side of town, where the children of the ruling class are going to Brown. Tommy and his wife, Eileen (Annabeth Gish), have three daughters, but you don't see medical school in their future. Aerial shots of Providence show circling highways outlining the city and trapping it, as if there really weren't anywhere to go. No show on television has better captured the will to ethnic insularity. </w:t>
-        <w:br/>
-        <w:t xml:space="preserve">  It is embodied most powerfully by the Irish actress Fionnula Flanagan, who plays the Caffee matriarch Rose with a ferocity that suggests she is channeling all the rage of the Gaelic wars. Michael has inherited his mother's indignation, and he now seems to be losing any rein over it, killing more indiscriminately as he realizes that his fraternal loyalty goes largely unreciprocated. As the brothers, both Mr. Isaacs and Mr. Clarke are actors of incredible focus who never let you imagine what they might look like happy.</w:t>
-        <w:br/>
-        <w:t xml:space="preserve">  Michael and Tommy personify the show's central tension, which is not a battle between the dangerous and the ambiguously decent, but rather between the morally deadened and the ethically unhinged. The show continually asks us: What is worse, apathy or self-delusion? </w:t>
-        <w:br/>
-        <w:t xml:space="preserve">  ''Brotherhood'' seems to suffer under the misfortune of timing. Had it arrived 10 or 15 years earlier, when long-form narrative was not the dominant form on cable television, it would have been felt, arguably, more as an explosion than a trickle. The series has at least so far failed to find a large audience, indicating perhaps how much we have come to take good serial drama for granted. </w:t>
-        <w:br/>
-        <w:t xml:space="preserve">  It is a sign of how quietly the show has been received that it produced a landmark moment in modern television last season that went almost entirely unnoticed. Believing that a career criminal suffering from a mild form of brain damage would not exactly make for an ideal father, Michael's girlfriend, Kath (Tina Benko), aborted the baby they were going to have, without agonizing later that she had made the gravest mistake of her life. </w:t>
-        <w:br/>
-        <w:t xml:space="preserve">  This amounted to one of the most honest depictions of unplanned pregnancy in any medium in quite some time, and seemed to stand out especially on television, where women are typically saved from unwanted children by the convenient and politically neutral plot device of the miscarriage. (Or alternatively, they decide, like Miranda on ''Sex and the City,'' simply to have them.) Among its many virtues, ''Brotherhood'' isn't in the business of life lessons.</w:t>
+        <w:t>Oh, what fun -- a women's studies conference on American crime fiction entitled "Murder: The Pen/Knife and the Patriarchy," with a keynote address called "Deconstructing Death: Class Binaries in the Representation of Murder in American Working-Class Discourse, 1845-1945" and seminars on topics like "Dead Blondes in Red Dresses: Whiteness Studies in American Crime Fiction." With such manic wit does Joanne Dobson send up academic archness in her fifth campus mystery, THE MALTESE MANUSCRIPT (Poisoned Pen, $24.95). Karen Pelletier, the professorial sleuth in this smart series, has her hands full at the conference, what with baby-sitting a frisky celebrity author, identifying a body in the library and heading the search for some rare books stolen from the college's special collection -- not the Gutenberg Bible but an annotated manuscript of "The Maltese Falcon," and all 321 volumes of Beadle's dime novels. The sleuthing may be slapdash and the characters writ too large, but the literary conference is one for the books.</w:t>
         <w:br/>
         <w:br/>
         <w:t>http://www.nytimes.com</w:t>
@@ -82,7 +72,7 @@
         <w:br/>
         <w:t xml:space="preserve"> </w:t>
         <w:br/>
-        <w:t>PHOTO: Brian F. O'Byrne, left, and Jason Clarke in ''Brotherhood.''(PHOTOGRAPH BY CLAIRE FOLGER/SHOWTIME)</w:t>
+        <w:t>Drawing (Bill Charmatz)</w:t>
       </w:r>
     </w:p>
     <w:sectPr>
